--- a/Reporting/src/WordScenarios/Case4/StandardPurchaseOrderCase4.docx
+++ b/Reporting/src/WordScenarios/Case4/StandardPurchaseOrderCase4.docx
@@ -1,6 +1,6 @@
 
 <file path=word/document.xml><?xml version="1.0" encoding="utf-8"?>
-<w:document xmlns:a="http://schemas.openxmlformats.org/drawingml/2006/main" xmlns:pic="http://schemas.openxmlformats.org/drawingml/2006/picture" xmlns:wpc="http://schemas.microsoft.com/office/word/2010/wordprocessingCanvas" xmlns:cx="http://schemas.microsoft.com/office/drawing/2014/chartex" xmlns:cx1="http://schemas.microsoft.com/office/drawing/2015/9/8/chartex" xmlns:cx2="http://schemas.microsoft.com/office/drawing/2015/10/21/chartex" xmlns:cx3="http://schemas.microsoft.com/office/drawing/2016/5/9/chartex" xmlns:cx4="http://schemas.microsoft.com/office/drawing/2016/5/10/chartex" xmlns:cx5="http://schemas.microsoft.com/office/drawing/2016/5/11/chartex" xmlns:cx6="http://schemas.microsoft.com/office/drawing/2016/5/12/chartex" xmlns:cx7="http://schemas.microsoft.com/office/drawing/2016/5/13/chartex" xmlns:cx8="http://schemas.microsoft.com/office/drawing/2016/5/14/chartex" xmlns:mc="http://schemas.openxmlformats.org/markup-compatibility/2006" xmlns:aink="http://schemas.microsoft.com/office/drawing/2016/ink" xmlns:am3d="http://schemas.microsoft.com/office/drawing/2017/model3d" xmlns:o="urn:schemas-microsoft-com:office:office" xmlns:oel="http://schemas.microsoft.com/office/2019/extlst" xmlns:r="http://schemas.openxmlformats.org/officeDocument/2006/relationships" xmlns:m="http://schemas.openxmlformats.org/officeDocument/2006/math" xmlns:v="urn:schemas-microsoft-com:vml" xmlns:wp14="http://schemas.microsoft.com/office/word/2010/wordprocessingDrawing" xmlns:wp="http://schemas.openxmlformats.org/drawingml/2006/wordprocessingDrawing" xmlns:w10="urn:schemas-microsoft-com:office:word" xmlns:w="http://schemas.openxmlformats.org/wordprocessingml/2006/main" xmlns:w14="http://schemas.microsoft.com/office/word/2010/wordml" xmlns:w15="http://schemas.microsoft.com/office/word/2012/wordml" xmlns:w16cex="http://schemas.microsoft.com/office/word/2018/wordml/cex" xmlns:w16cid="http://schemas.microsoft.com/office/word/2016/wordml/cid" xmlns:w16="http://schemas.microsoft.com/office/word/2018/wordml" xmlns:w16du="http://schemas.microsoft.com/office/word/2023/wordml/word16du" xmlns:w16sdtdh="http://schemas.microsoft.com/office/word/2020/wordml/sdtdatahash" xmlns:w16sdtfl="http://schemas.microsoft.com/office/word/2024/wordml/sdtformatlock" xmlns:w16se="http://schemas.microsoft.com/office/word/2015/wordml/symex" xmlns:wpg="http://schemas.microsoft.com/office/word/2010/wordprocessingGroup" xmlns:wpi="http://schemas.microsoft.com/office/word/2010/wordprocessingInk" xmlns:wne="http://schemas.microsoft.com/office/word/2006/wordml" xmlns:wps="http://schemas.microsoft.com/office/word/2010/wordprocessingShape" mc:Ignorable="w14 w15 w16se w16cid w16 w16cex w16sdtdh w16sdtfl w16du wp14">
+<w:document xmlns:wpc="http://schemas.microsoft.com/office/word/2010/wordprocessingCanvas" xmlns:cx="http://schemas.microsoft.com/office/drawing/2014/chartex" xmlns:cx1="http://schemas.microsoft.com/office/drawing/2015/9/8/chartex" xmlns:cx2="http://schemas.microsoft.com/office/drawing/2015/10/21/chartex" xmlns:cx3="http://schemas.microsoft.com/office/drawing/2016/5/9/chartex" xmlns:cx4="http://schemas.microsoft.com/office/drawing/2016/5/10/chartex" xmlns:cx5="http://schemas.microsoft.com/office/drawing/2016/5/11/chartex" xmlns:cx6="http://schemas.microsoft.com/office/drawing/2016/5/12/chartex" xmlns:cx7="http://schemas.microsoft.com/office/drawing/2016/5/13/chartex" xmlns:cx8="http://schemas.microsoft.com/office/drawing/2016/5/14/chartex" xmlns:mc="http://schemas.openxmlformats.org/markup-compatibility/2006" xmlns:aink="http://schemas.microsoft.com/office/drawing/2016/ink" xmlns:am3d="http://schemas.microsoft.com/office/drawing/2017/model3d" xmlns:o="urn:schemas-microsoft-com:office:office" xmlns:oel="http://schemas.microsoft.com/office/2019/extlst" xmlns:r="http://schemas.openxmlformats.org/officeDocument/2006/relationships" xmlns:m="http://schemas.openxmlformats.org/officeDocument/2006/math" xmlns:v="urn:schemas-microsoft-com:vml" xmlns:wp14="http://schemas.microsoft.com/office/word/2010/wordprocessingDrawing" xmlns:wp="http://schemas.openxmlformats.org/drawingml/2006/wordprocessingDrawing" xmlns:w10="urn:schemas-microsoft-com:office:word" xmlns:w="http://schemas.openxmlformats.org/wordprocessingml/2006/main" xmlns:w14="http://schemas.microsoft.com/office/word/2010/wordml" xmlns:w15="http://schemas.microsoft.com/office/word/2012/wordml" xmlns:w16cex="http://schemas.microsoft.com/office/word/2018/wordml/cex" xmlns:w16cid="http://schemas.microsoft.com/office/word/2016/wordml/cid" xmlns:w16="http://schemas.microsoft.com/office/word/2018/wordml" xmlns:w16du="http://schemas.microsoft.com/office/word/2023/wordml/word16du" xmlns:w16sdtdh="http://schemas.microsoft.com/office/word/2020/wordml/sdtdatahash" xmlns:w16sdtfl="http://schemas.microsoft.com/office/word/2024/wordml/sdtformatlock" xmlns:w16se="http://schemas.microsoft.com/office/word/2015/wordml/symex" xmlns:wpg="http://schemas.microsoft.com/office/word/2010/wordprocessingGroup" xmlns:wpi="http://schemas.microsoft.com/office/word/2010/wordprocessingInk" xmlns:wne="http://schemas.microsoft.com/office/word/2006/wordml" xmlns:wps="http://schemas.microsoft.com/office/word/2010/wordprocessingShape" mc:Ignorable="w14 w15 w16se w16cid w16 w16cex w16sdtdh w16sdtfl w16du wp14">
   <w:body>
     <w:tbl>
       <w:tblPr>
@@ -1815,7 +1815,7 @@
           <w:alias w:val="#Nav: /Purchase_Header/Purchase_Line"/>
           <w:tag w:val="#Nav: Standard_Purchase_Order/1322"/>
           <w:id w:val="1326716514"/>
-          <w15:dataBinding w:prefixMappings="xmlns:ns0='urn:microsoft-dynamics-nav/reports/Standard_Purchase_Order/1322/'" w:xpath="/ns0:NavWordReportXmlPart[1]/ns0:Purchase_Header[1]/ns0:Purchase_Line" w:storeItemID="{7C9D7B99-3F0A-4DC8-9D28-B3E523DBEA5C}"/>
+          <w15:dataBinding w:prefixMappings="xmlns:ns0='urn:microsoft-dynamics-nav/reports/Standard_Purchase_Order/1322/' " w:xpath="/ns0:NavWordReportXmlPart[1]/ns0:Purchase_Header[1]/ns0:Purchase_Line" w:storeItemID="{7C9D7B99-3F0A-4DC8-9D28-B3E523DBEA5C}"/>
           <w15:repeatingSection/>
         </w:sdtPr>
         <w:sdtContent>
@@ -1916,83 +1916,19 @@
                     </w:tc>
                   </w:sdtContent>
                 </w:sdt>
-                <w:sdt>
-                  <w:sdtPr>
-                    <w:rPr>
-                      <w:sz w:val="20"/>
-                      <w:szCs w:val="20"/>
-                    </w:rPr>
-                    <w:id w:val="-2142482203"/>
-                    <w:dataBinding w:prefixMappings="xmlns:ns0='urn:microsoft-dynamics-nav/reports/Standard_Purchase_Order/1322/'" w:xpath="/ns0:NavWordReportXmlPart[1]/ns0:Purchase_Header[1]/ns0:Purchase_Line[1]/ns0:MNBItemPicture[1]" w:storeItemID="{7C9D7B99-3F0A-4DC8-9D28-B3E523DBEA5C}"/>
-                    <w:picture/>
-                    <w:alias w:val="#Nav: /Purchase_Header/Purchase_Line/MNBItemPicture"/>
-                    <w:tag w:val="#Nav: Standard_Purchase_Order/1322"/>
-                  </w:sdtPr>
-                  <w:sdtContent>
-                    <w:tc>
-                      <w:tcPr>
-                        <w:tcW w:w="1080" w:type="dxa"/>
-                      </w:tcPr>
-                      <w:p>
-                        <w:pPr>
-                          <w:jc w:val="right"/>
-                          <w:rPr>
-                            <w:sz w:val="20"/>
-                            <w:szCs w:val="20"/>
-                          </w:rPr>
-                        </w:pPr>
-                        <w:r>
-                          <w:rPr>
-                            <w:noProof/>
-                            <w:sz w:val="20"/>
-                            <w:szCs w:val="20"/>
-                          </w:rPr>
-                          <w:drawing>
-                            <wp:inline distT="0" distB="0" distL="0" distR="0" wp14:anchorId="4282F934" wp14:editId="6A67A4BB">
-                              <wp:extent cx="552450" cy="552450"/>
-                              <wp:effectExtent l="0" t="0" r="0" b="0"/>
-                              <wp:docPr id="1323672784" name="Picture 1"/>
-                              <wp:cNvGraphicFramePr>
-                                <a:graphicFrameLocks xmlns:a="http://schemas.openxmlformats.org/drawingml/2006/main" noChangeAspect="1"/>
-                              </wp:cNvGraphicFramePr>
-                              <a:graphic xmlns:a="http://schemas.openxmlformats.org/drawingml/2006/main">
-                                <a:graphicData uri="http://schemas.openxmlformats.org/drawingml/2006/picture">
-                                  <pic:pic xmlns:pic="http://schemas.openxmlformats.org/drawingml/2006/picture">
-                                    <pic:nvPicPr>
-                                      <pic:cNvPr id="1323672784" name="Picture 1"/>
-                                      <pic:cNvPicPr>
-                                        <a:picLocks noChangeAspect="1" noChangeArrowheads="1"/>
-                                      </pic:cNvPicPr>
-                                    </pic:nvPicPr>
-                                    <pic:blipFill>
-                                      <a:blip r:embed="rId8"/>
-                                      <a:stretch>
-                                        <a:fillRect/>
-                                      </a:stretch>
-                                    </pic:blipFill>
-                                    <pic:spPr bwMode="auto">
-                                      <a:xfrm>
-                                        <a:off x="0" y="0"/>
-                                        <a:ext cx="552450" cy="552450"/>
-                                      </a:xfrm>
-                                      <a:prstGeom prst="rect">
-                                        <a:avLst/>
-                                      </a:prstGeom>
-                                      <a:noFill/>
-                                      <a:ln>
-                                        <a:noFill/>
-                                      </a:ln>
-                                    </pic:spPr>
-                                  </pic:pic>
-                                </a:graphicData>
-                              </a:graphic>
-                            </wp:inline>
-                          </w:drawing>
-                        </w:r>
-                      </w:p>
-                    </w:tc>
-                  </w:sdtContent>
-                </w:sdt>
+                <w:tc>
+                  <w:tcPr>
+                    <w:tcW w:w="1080" w:type="dxa"/>
+                  </w:tcPr>
+                  <w:p>
+                    <w:pPr>
+                      <w:rPr>
+                        <w:sz w:val="20"/>
+                        <w:szCs w:val="20"/>
+                      </w:rPr>
+                    </w:pPr>
+                  </w:p>
+                </w:tc>
                 <w:sdt>
                   <w:sdtPr>
                     <w:rPr>
@@ -2720,10 +2656,10 @@
       </w:pPr>
     </w:p>
     <w:sectPr>
-      <w:headerReference w:type="default" r:id="rId9"/>
-      <w:footerReference w:type="default" r:id="rId10"/>
-      <w:headerReference w:type="first" r:id="rId11"/>
-      <w:footerReference w:type="first" r:id="rId12"/>
+      <w:headerReference w:type="default" r:id="rId8"/>
+      <w:footerReference w:type="default" r:id="rId9"/>
+      <w:headerReference w:type="first" r:id="rId10"/>
+      <w:footerReference w:type="first" r:id="rId11"/>
       <w:pgSz w:w="11907" w:h="16839" w:code="9"/>
       <w:pgMar w:top="567" w:right="1134" w:bottom="567" w:left="567" w:header="567" w:footer="567" w:gutter="0"/>
       <w:cols w:space="708"/>
@@ -4863,24 +4799,24 @@
 <w:fonts xmlns:mc="http://schemas.openxmlformats.org/markup-compatibility/2006" xmlns:r="http://schemas.openxmlformats.org/officeDocument/2006/relationships" xmlns:w="http://schemas.openxmlformats.org/wordprocessingml/2006/main" xmlns:w14="http://schemas.microsoft.com/office/word/2010/wordml" xmlns:w15="http://schemas.microsoft.com/office/word/2012/wordml" xmlns:w16cex="http://schemas.microsoft.com/office/word/2018/wordml/cex" xmlns:w16cid="http://schemas.microsoft.com/office/word/2016/wordml/cid" xmlns:w16="http://schemas.microsoft.com/office/word/2018/wordml" xmlns:w16du="http://schemas.microsoft.com/office/word/2023/wordml/word16du" xmlns:w16sdtdh="http://schemas.microsoft.com/office/word/2020/wordml/sdtdatahash" xmlns:w16sdtfl="http://schemas.microsoft.com/office/word/2024/wordml/sdtformatlock" xmlns:w16se="http://schemas.microsoft.com/office/word/2015/wordml/symex" mc:Ignorable="w14 w15 w16se w16cid w16 w16cex w16sdtdh w16sdtfl w16du">
   <w:font w:name="Calibri">
     <w:panose1 w:val="020F0502020204030204"/>
-    <w:charset w:val="EE"/>
+    <w:charset w:val="00"/>
     <w:family w:val="swiss"/>
     <w:pitch w:val="variable"/>
-    <w:sig w:usb0="E4002EFF" w:usb1="C000247B" w:usb2="00000009" w:usb3="00000000" w:csb0="000001FF" w:csb1="00000000"/>
+    <w:sig w:usb0="E4002EFF" w:usb1="C200247B" w:usb2="00000009" w:usb3="00000000" w:csb0="000001FF" w:csb1="00000000"/>
   </w:font>
   <w:font w:name="Times New Roman">
     <w:panose1 w:val="02020603050405020304"/>
-    <w:charset w:val="EE"/>
+    <w:charset w:val="00"/>
     <w:family w:val="roman"/>
     <w:pitch w:val="variable"/>
     <w:sig w:usb0="E0002EFF" w:usb1="C000785B" w:usb2="00000009" w:usb3="00000000" w:csb0="000001FF" w:csb1="00000000"/>
   </w:font>
   <w:font w:name="Calibri Light">
     <w:panose1 w:val="020F0302020204030204"/>
-    <w:charset w:val="EE"/>
+    <w:charset w:val="00"/>
     <w:family w:val="swiss"/>
     <w:pitch w:val="variable"/>
-    <w:sig w:usb0="E4002EFF" w:usb1="C000247B" w:usb2="00000009" w:usb3="00000000" w:csb0="000001FF" w:csb1="00000000"/>
+    <w:sig w:usb0="E4002EFF" w:usb1="C200247B" w:usb2="00000009" w:usb3="00000000" w:csb0="000001FF" w:csb1="00000000"/>
   </w:font>
   <w:font w:name="Aptos">
     <w:charset w:val="00"/>
@@ -4961,10 +4897,12 @@
     <w:rsid w:val="008A67AC"/>
     <w:rsid w:val="008C48D7"/>
     <w:rsid w:val="008E72B8"/>
+    <w:rsid w:val="008E75F0"/>
     <w:rsid w:val="00911A0F"/>
     <w:rsid w:val="0094520C"/>
     <w:rsid w:val="00947668"/>
     <w:rsid w:val="009A3957"/>
+    <w:rsid w:val="009D4DEA"/>
     <w:rsid w:val="00A1045F"/>
     <w:rsid w:val="00A45317"/>
     <w:rsid w:val="00AA7B04"/>
@@ -4982,6 +4920,7 @@
     <w:rsid w:val="00BD367F"/>
     <w:rsid w:val="00C02972"/>
     <w:rsid w:val="00C27F52"/>
+    <w:rsid w:val="00C370C8"/>
     <w:rsid w:val="00C605B7"/>
     <w:rsid w:val="00CC28C1"/>
     <w:rsid w:val="00CE0159"/>
@@ -5019,8 +4958,8 @@
   </m:mathPr>
   <w:themeFontLang w:val="en-US"/>
   <w:clrSchemeMapping w:bg1="light1" w:t1="dark1" w:bg2="light2" w:t2="dark2" w:accent1="accent1" w:accent2="accent2" w:accent3="accent3" w:accent4="accent4" w:accent5="accent5" w:accent6="accent6" w:hyperlink="hyperlink" w:followedHyperlink="followedHyperlink"/>
-  <w:decimalSymbol w:val=","/>
-  <w:listSeparator w:val=";"/>
+  <w:decimalSymbol w:val="."/>
+  <w:listSeparator w:val=","/>
   <w15:chartTrackingRefBased/>
 </w:settings>
 </file>
@@ -5489,21 +5428,9 @@
     <w:name w:val="B8F3BA27E3374E15A18EF017A46592C4"/>
     <w:rsid w:val="00845ABD"/>
   </w:style>
-  <w:style w:type="paragraph" w:customStyle="1" w:styleId="CC73F41B86934876B06443C7FA7A1F10">
-    <w:name w:val="CC73F41B86934876B06443C7FA7A1F10"/>
-    <w:rsid w:val="008C48D7"/>
-  </w:style>
   <w:style w:type="paragraph" w:customStyle="1" w:styleId="9485722AD625498C8BC2196EF140A656">
     <w:name w:val="9485722AD625498C8BC2196EF140A656"/>
     <w:rsid w:val="00C02972"/>
-  </w:style>
-  <w:style w:type="paragraph" w:customStyle="1" w:styleId="3F861A4BBE3C4F7EB94F810207A61B13">
-    <w:name w:val="3F861A4BBE3C4F7EB94F810207A61B13"/>
-    <w:rsid w:val="003E39BD"/>
-  </w:style>
-  <w:style w:type="paragraph" w:customStyle="1" w:styleId="31734764C5034B06B1C5E45712C3E8A9">
-    <w:name w:val="31734764C5034B06B1C5E45712C3E8A9"/>
-    <w:rsid w:val="003E39BD"/>
   </w:style>
   <w:style w:type="paragraph" w:customStyle="1" w:styleId="6BBB53A26AA84408BF854D29A3581C5C">
     <w:name w:val="6BBB53A26AA84408BF854D29A3581C5C"/>
@@ -5850,7 +5777,31 @@
 </a:theme>
 </file>
 
-<file path=customXml/item1.xml>��< ? x m l   v e r s i o n = " 1 . 0 "   e n c o d i n g = " u t f - 1 6 " ? > +<file path=word/webextensions/taskpanes.xml><?xml version="1.0" encoding="utf-8"?>
+<wetp:taskpanes xmlns:wetp="http://schemas.microsoft.com/office/webextensions/taskpanes/2010/11">
+  <wetp:taskpane dockstate="right" visibility="0" width="350" row="1">
+    <wetp:webextensionref xmlns:r="http://schemas.openxmlformats.org/officeDocument/2006/relationships" r:id="rId1"/>
+  </wetp:taskpane>
+</wetp:taskpanes>
+</file>
+
+<file path=word/webextensions/webextension1.xml><?xml version="1.0" encoding="utf-8"?>
+<we:webextension xmlns:we="http://schemas.microsoft.com/office/webextensions/webextension/2010/11" id="{49549449-A0B3-423C-AD63-599414DC93BF}">
+  <we:reference id="wa200007356" version="2.0.0.0" store="en-GB" storeType="OMEX"/>
+  <we:alternateReferences>
+    <we:reference id="WA200007356" version="2.0.0.0" store="" storeType="OMEX"/>
+  </we:alternateReferences>
+  <we:properties/>
+  <we:bindings/>
+  <we:snapshot xmlns:r="http://schemas.openxmlformats.org/officeDocument/2006/relationships"/>
+</we:webextension>
+</file>
+
+<file path=customXml/item1.xml><?xml version="1.0" encoding="utf-8"?>
+<b:Sources xmlns:b="http://schemas.openxmlformats.org/officeDocument/2006/bibliography" xmlns="http://schemas.openxmlformats.org/officeDocument/2006/bibliography" SelectedStyle="\APASixthEditionOfficeOnline.xsl" StyleName="APA" Version="6"/>
+</file>
+
+<file path=customXml/item2.xml>��< ? x m l   v e r s i o n = " 1 . 0 "   e n c o d i n g = " u t f - 1 6 " ? >   
  < N a v W o r d R e p o r t X m l P a r t   x m l n s = " u r n : m i c r o s o f t - d y n a m i c s - n a v / r e p o r t s / S t a n d a r d _ P u r c h a s e _ O r d e r / 1 3 2 2 / " >   
@@ -6451,22 +6402,18 @@
  < / N a v W o r d R e p o r t X m l P a r t > 
 </file>
 
-<file path=customXml/item2.xml><?xml version="1.0" encoding="utf-8"?>
-<b:Sources xmlns:b="http://schemas.openxmlformats.org/officeDocument/2006/bibliography" xmlns="http://schemas.openxmlformats.org/officeDocument/2006/bibliography" SelectedStyle="\APASixthEditionOfficeOnline.xsl" StyleName="APA" Version="6"/>
-</file>
-
 <file path=customXml/itemProps1.xml><?xml version="1.0" encoding="utf-8"?>
-<ds:datastoreItem xmlns:ds="http://schemas.openxmlformats.org/officeDocument/2006/customXml" ds:itemID="{7C9D7B99-3F0A-4DC8-9D28-B3E523DBEA5C}">
+<ds:datastoreItem xmlns:ds="http://schemas.openxmlformats.org/officeDocument/2006/customXml" ds:itemID="{7320341C-6788-4F0C-B9EA-269F5F4EA422}">
   <ds:schemaRefs>
-    <ds:schemaRef ds:uri="urn:microsoft-dynamics-nav/reports/Standard_Purchase_Order/1322/"/>
+    <ds:schemaRef ds:uri="http://schemas.openxmlformats.org/officeDocument/2006/bibliography"/>
   </ds:schemaRefs>
 </ds:datastoreItem>
 </file>
 
 <file path=customXml/itemProps2.xml><?xml version="1.0" encoding="utf-8"?>
-<ds:datastoreItem xmlns:ds="http://schemas.openxmlformats.org/officeDocument/2006/customXml" ds:itemID="{7320341C-6788-4F0C-B9EA-269F5F4EA422}">
+<ds:datastoreItem xmlns:ds="http://schemas.openxmlformats.org/officeDocument/2006/customXml" ds:itemID="{7C9D7B99-3F0A-4DC8-9D28-B3E523DBEA5C}">
   <ds:schemaRefs>
-    <ds:schemaRef ds:uri="http://schemas.openxmlformats.org/officeDocument/2006/bibliography"/>
+    <ds:schemaRef ds:uri="urn:microsoft-dynamics-nav/reports/Standard_Purchase_Order/1322/"/>
   </ds:schemaRefs>
 </ds:datastoreItem>
 </file>
